--- a/kafka-2.5dc/kafka-2.5dc-openshift-summary.docx
+++ b/kafka-2.5dc/kafka-2.5dc-openshift-summary.docx
@@ -67,7 +67,7 @@
         <w:spacing w:after="160"/>
       </w:pPr>
       <w:r>
-        <w:t xml:space="preserve">The work proceeded in four deliberate stages of increasing realism — single-broker standalone, multi-broker/multi-controller standalone, a namespace-simulated three-region topology on one real cluster, and (pending) genuine multi-cluster rollout — each stage designed to isolate and de-risk a specific class of failure before adding the next layer of complexity.</w:t>
+        <w:t xml:space="preserve">The work proceeded in two deliberate stages of increasing realism — a namespace-simulated three-region topology on one real OpenShift cluster, and (pending) genuine multi-cluster rollout — each stage designed to isolate and de-risk a specific class of failure before adding the next layer of complexity.</w:t>
       </w:r>
     </w:p>
     <w:p>
@@ -100,41 +100,15 @@
         <w:spacing w:after="160"/>
       </w:pPr>
       <w:r>
-        <w:t xml:space="preserve">The objective of this engagement was to produce a reusable, version-controlled Helm chart capable of deploying Kafka in two distinct shapes from a shared codebase:</w:t>
-      </w:r>
-    </w:p>
-    <w:p>
-      <w:pPr>
-        <w:pStyle w:val="ListParagraph"/>
-        <w:numPr>
-          <w:ilvl w:val="0"/>
-          <w:numId w:val="2"/>
-        </w:numPr>
-        <w:spacing w:after="80"/>
-      </w:pPr>
-      <w:r>
-        <w:t xml:space="preserve">A standalone, single-cluster shape for local development and functional testing, requiring no multi-cluster infrastructure or node labeling privileges.</w:t>
-      </w:r>
-    </w:p>
-    <w:p>
-      <w:pPr>
-        <w:pStyle w:val="ListParagraph"/>
-        <w:numPr>
-          <w:ilvl w:val="0"/>
-          <w:numId w:val="2"/>
-        </w:numPr>
-        <w:spacing w:after="80"/>
-      </w:pPr>
-      <w:r>
-        <w:t xml:space="preserve">A 2.5DC multi-region shape, deploying one logical Kafka cluster across three separate Kubernetes clusters (or, for pre-production validation, three namespaces on one cluster) to survive the loss of any single region without data loss or extended unavailability.</w:t>
-      </w:r>
-    </w:p>
-    <w:p>
-      <w:pPr>
-        <w:spacing w:after="160"/>
-      </w:pPr>
-      <w:r>
-        <w:t xml:space="preserve">This phase of work focused on building the chart, validating it against the standalone shape, and then validating the multi-region mechanics — quorum formation, rack-aware replica placement, cross-region replication, and schema governance — using a namespace-based simulation of three regions on a single real OpenShift cluster. This approach deliberately defers the genuinely hard infrastructure problem (cross-cluster networking: non-overlapping pod CIDRs, cross-cluster DNS resolution) to a later phase, so that Kafka-level logic could be proven correct in isolation first, on infrastructure already available.</w:t>
+        <w:t xml:space="preserve">The objective of this engagement was to produce a reusable, version-controlled Helm chart capable of deploying Kafka as one logical cluster in a 2.5DC multi-region shape — spanning three separate Kubernetes clusters (or, for pre-production validation, three namespaces on one cluster) — to survive the loss of any single region without data loss or extended unavailability.</w:t>
+      </w:r>
+    </w:p>
+    <w:p>
+      <w:pPr>
+        <w:spacing w:after="160"/>
+      </w:pPr>
+      <w:r>
+        <w:t xml:space="preserve">This phase of work focused on building the chart and validating the multi-region mechanics — quorum formation, rack-aware replica placement, cross-region replication, and schema governance — using a namespace-based simulation of three regions on a single real OpenShift cluster. This approach deliberately defers the genuinely hard infrastructure problem (cross-cluster networking: non-overlapping pod CIDRs, cross-cluster DNS resolution) to a later phase, so that Kafka-level logic could be proven correct in isolation first, on infrastructure already available.</w:t>
       </w:r>
     </w:p>
     <w:p>
@@ -905,7 +879,7 @@
         <w:spacing w:after="160"/>
       </w:pPr>
       <w:r>
-        <w:t xml:space="preserve">A single chart supports four deployment shapes via separate values files, avoiding template duplication:</w:t>
+        <w:t xml:space="preserve">A single chart supports two deployment shapes via separate values files, avoiding template duplication:</w:t>
       </w:r>
     </w:p>
     <w:tbl>
@@ -990,7 +964,7 @@
                 <w:b w:val="false"/>
                 <w:bCs w:val="false"/>
               </w:rPr>
-              <w:t xml:space="preserve">values-standalone.yaml</w:t>
+              <w:t xml:space="preserve">values-mock-region-a/b.yaml, values-mock-05dc.yaml</w:t>
             </w:r>
           </w:p>
         </w:tc>
@@ -1005,7 +979,7 @@
                 <w:b w:val="false"/>
                 <w:bCs w:val="false"/>
               </w:rPr>
-              <w:t xml:space="preserve">Fastest functional test: 1 broker, 1 controller, RF=1</w:t>
+              <w:t xml:space="preserve">Simulate the 3-region 2.5DC topology as 3 namespaces on 1 real cluster — the primary validation vehicle for this phase</w:t>
             </w:r>
           </w:p>
         </w:tc>
@@ -1020,7 +994,7 @@
                 <w:b w:val="false"/>
                 <w:bCs w:val="false"/>
               </w:rPr>
-              <w:t xml:space="preserve">1 cluster</w:t>
+              <w:t xml:space="preserve">1 cluster, 3 namespaces</w:t>
             </w:r>
           </w:p>
         </w:tc>
@@ -1037,7 +1011,7 @@
                 <w:b w:val="false"/>
                 <w:bCs w:val="false"/>
               </w:rPr>
-              <w:t xml:space="preserve">values-standalone-multibroker.yaml</w:t>
+              <w:t xml:space="preserve">values-region-a/b.yaml, values-05dc.yaml</w:t>
             </w:r>
           </w:p>
         </w:tc>
@@ -1052,7 +1026,7 @@
                 <w:b w:val="false"/>
                 <w:bCs w:val="false"/>
               </w:rPr>
-              <w:t xml:space="preserve">Validate real replication/quorum in isolation: 3 brokers, 3 controllers, RF=3</w:t>
+              <w:t xml:space="preserve">Genuine multi-cluster 2.5DC rollout</w:t>
             </w:r>
           </w:p>
         </w:tc>
@@ -1067,100 +1041,6 @@
                 <w:b w:val="false"/>
                 <w:bCs w:val="false"/>
               </w:rPr>
-              <w:t xml:space="preserve">1 cluster</w:t>
-            </w:r>
-          </w:p>
-        </w:tc>
-      </w:tr>
-      <w:tr>
-        <w:tc>
-          <w:tcPr>
-            <w:tcW w:type="dxa" w:w="3400"/>
-            <w:shd w:fill="FFFFFF" w:color="auto" w:val="clear"/>
-          </w:tcPr>
-          <w:p>
-            <w:r>
-              <w:rPr>
-                <w:b w:val="false"/>
-                <w:bCs w:val="false"/>
-              </w:rPr>
-              <w:t xml:space="preserve">values-mock-region-a/b.yaml, values-mock-05dc.yaml</w:t>
-            </w:r>
-          </w:p>
-        </w:tc>
-        <w:tc>
-          <w:tcPr>
-            <w:tcW w:type="dxa" w:w="4300"/>
-            <w:shd w:fill="FFFFFF" w:color="auto" w:val="clear"/>
-          </w:tcPr>
-          <w:p>
-            <w:r>
-              <w:rPr>
-                <w:b w:val="false"/>
-                <w:bCs w:val="false"/>
-              </w:rPr>
-              <w:t xml:space="preserve">Simulate the 3-region topology as 3 namespaces on 1 real cluster</w:t>
-            </w:r>
-          </w:p>
-        </w:tc>
-        <w:tc>
-          <w:tcPr>
-            <w:tcW w:type="dxa" w:w="2300"/>
-            <w:shd w:fill="FFFFFF" w:color="auto" w:val="clear"/>
-          </w:tcPr>
-          <w:p>
-            <w:r>
-              <w:rPr>
-                <w:b w:val="false"/>
-                <w:bCs w:val="false"/>
-              </w:rPr>
-              <w:t xml:space="preserve">1 cluster, 3 namespaces</w:t>
-            </w:r>
-          </w:p>
-        </w:tc>
-      </w:tr>
-      <w:tr>
-        <w:tc>
-          <w:tcPr>
-            <w:tcW w:type="dxa" w:w="3400"/>
-            <w:shd w:fill="DCE6F1" w:color="auto" w:val="clear"/>
-          </w:tcPr>
-          <w:p>
-            <w:r>
-              <w:rPr>
-                <w:b w:val="false"/>
-                <w:bCs w:val="false"/>
-              </w:rPr>
-              <w:t xml:space="preserve">values-region-a/b.yaml, values-05dc.yaml</w:t>
-            </w:r>
-          </w:p>
-        </w:tc>
-        <w:tc>
-          <w:tcPr>
-            <w:tcW w:type="dxa" w:w="4300"/>
-            <w:shd w:fill="DCE6F1" w:color="auto" w:val="clear"/>
-          </w:tcPr>
-          <w:p>
-            <w:r>
-              <w:rPr>
-                <w:b w:val="false"/>
-                <w:bCs w:val="false"/>
-              </w:rPr>
-              <w:t xml:space="preserve">Genuine multi-cluster 2.5DC rollout</w:t>
-            </w:r>
-          </w:p>
-        </w:tc>
-        <w:tc>
-          <w:tcPr>
-            <w:tcW w:type="dxa" w:w="2300"/>
-            <w:shd w:fill="DCE6F1" w:color="auto" w:val="clear"/>
-          </w:tcPr>
-          <w:p>
-            <w:r>
-              <w:rPr>
-                <w:b w:val="false"/>
-                <w:bCs w:val="false"/>
-              </w:rPr>
               <w:t xml:space="preserve">3 clusters</w:t>
             </w:r>
           </w:p>
@@ -1205,59 +1085,33 @@
         <w:spacing w:after="160"/>
       </w:pPr>
       <w:r>
-        <w:t xml:space="preserve">Rather than attempting the full multi-cluster topology directly, validation proceeded in stages, each isolating a specific category of risk:</w:t>
-      </w:r>
-    </w:p>
-    <w:p>
-      <w:pPr>
-        <w:pStyle w:val="ListParagraph"/>
-        <w:numPr>
-          <w:ilvl w:val="0"/>
-          <w:numId w:val="2"/>
-        </w:numPr>
-        <w:spacing w:after="80"/>
-      </w:pPr>
-      <w:r>
-        <w:t xml:space="preserve">Stage 1 — Standalone (single broker, single controller): validated the chart's basic mechanics — CRD installation, operator reconciliation, topic creation, produce/consume, Avro schema enforcement via Schema Registry.</w:t>
-      </w:r>
-    </w:p>
-    <w:p>
-      <w:pPr>
-        <w:pStyle w:val="ListParagraph"/>
-        <w:numPr>
-          <w:ilvl w:val="0"/>
-          <w:numId w:val="2"/>
-        </w:numPr>
-        <w:spacing w:after="80"/>
-      </w:pPr>
-      <w:r>
-        <w:t xml:space="preserve">Stage 2 — Standalone multi-broker/multi-controller (still one cluster): validated real replication, ISR behavior, and multi-node quorum formation in isolation, without the added variable of cross-namespace or cross-cluster networking.</w:t>
-      </w:r>
-    </w:p>
-    <w:p>
-      <w:pPr>
-        <w:pStyle w:val="ListParagraph"/>
-        <w:numPr>
-          <w:ilvl w:val="0"/>
-          <w:numId w:val="2"/>
-        </w:numPr>
-        <w:spacing w:after="80"/>
-      </w:pPr>
-      <w:r>
-        <w:t xml:space="preserve">Stage 3 — Namespace-simulated 3-region topology (one real cluster, three namespaces): validated cross-namespace quorum formation, rack-aware replica placement, and cross-namespace replication — everything except the genuine cross-cluster networking prerequisites, which a single cluster's flat networking cannot exercise.</w:t>
-      </w:r>
-    </w:p>
-    <w:p>
-      <w:pPr>
-        <w:pStyle w:val="ListParagraph"/>
-        <w:numPr>
-          <w:ilvl w:val="0"/>
-          <w:numId w:val="2"/>
-        </w:numPr>
-        <w:spacing w:after="80"/>
-      </w:pPr>
-      <w:r>
-        <w:t xml:space="preserve">Stage 4 (pending) — Genuine three-cluster rollout: the remaining validation is specifically the cross-cluster networking prerequisites (non-overlapping pod CIDRs, cross-cluster DNS resolution) and re-validation of the quorum/TLS findings below against real inter-cluster links.</w:t>
+        <w:t xml:space="preserve">Rather than attempting the full multi-cluster topology directly, validation proceeded in two stages, each isolating a specific category of risk:</w:t>
+      </w:r>
+    </w:p>
+    <w:p>
+      <w:pPr>
+        <w:pStyle w:val="ListParagraph"/>
+        <w:numPr>
+          <w:ilvl w:val="0"/>
+          <w:numId w:val="2"/>
+        </w:numPr>
+        <w:spacing w:after="80"/>
+      </w:pPr>
+      <w:r>
+        <w:t xml:space="preserve">Stage 1 — Namespace-simulated 3-region topology (one real cluster, three namespaces): validated cross-namespace quorum formation, rack-aware replica placement, and cross-namespace replication — everything except the genuine cross-cluster networking prerequisites, which a single cluster's flat networking cannot exercise.</w:t>
+      </w:r>
+    </w:p>
+    <w:p>
+      <w:pPr>
+        <w:pStyle w:val="ListParagraph"/>
+        <w:numPr>
+          <w:ilvl w:val="0"/>
+          <w:numId w:val="2"/>
+        </w:numPr>
+        <w:spacing w:after="80"/>
+      </w:pPr>
+      <w:r>
+        <w:t xml:space="preserve">Stage 2 (pending) — Genuine three-cluster rollout: the remaining validation is specifically the cross-cluster networking prerequisites (non-overlapping pod CIDRs, cross-cluster DNS resolution) and re-validation of the quorum/TLS findings below against real inter-cluster links.</w:t>
       </w:r>
     </w:p>
     <w:p>
@@ -1266,6 +1120,31 @@
       </w:pPr>
       <w:r>
         <w:t xml:space="preserve">This staged approach allowed a significant, non-obvious defect (Section 9.1) to be found and fixed cheaply, on infrastructure already available, rather than discovered for the first time during a genuine multi-cluster rollout.</w:t>
+      </w:r>
+    </w:p>
+    <w:p>
+      <w:pPr>
+        <w:pStyle w:val="Heading2"/>
+        <w:spacing w:after="120" w:before="240"/>
+      </w:pPr>
+      <w:r>
+        <w:t xml:space="preserve">8.1 The definitive proof point: cross-region produce/consume</w:t>
+      </w:r>
+    </w:p>
+    <w:p>
+      <w:pPr>
+        <w:spacing w:after="160"/>
+      </w:pPr>
+      <w:r>
+        <w:t xml:space="preserve">The single most important validation step performed in Stage 1 was not a same-region produce/consume test — a broken, effectively single-region deployment could pass that just as easily. The test that actually validates the multi-region claim is: produce a record through region-a's broker, then consume that same record through region-b's broker and region-b's independently-running Schema Registry instance — one that never registered the schema itself.</w:t>
+      </w:r>
+    </w:p>
+    <w:p>
+      <w:pPr>
+        <w:spacing w:after="160"/>
+      </w:pPr>
+      <w:r>
+        <w:t xml:space="preserve">This single test exercises the full cross-region chain at once: physical replication of the record's bytes from region-a's broker to region-b's broker over the network; region-b's Schema Registry correctly resolving a schema ID it never registered, possible only because both Schema Registry instances share the same underlying compacted metadata topic on the same logical Kafka cluster; and the static quorum voter list (Section 9.1) genuinely functioning, since none of the above is possible if region-a and region-b were, in practice, two separate clusters that merely shared a label. This test was performed successfully and is the primary evidence supporting the “fully validated” claim in Section 1.</w:t>
       </w:r>
     </w:p>
     <w:p>
@@ -1471,7 +1350,7 @@
         <w:spacing w:after="80"/>
       </w:pPr>
       <w:r>
-        <w:t xml:space="preserve">Execute Stage 4: genuine three-cluster rollout, specifically validating the cross-cluster networking prerequisites (non-overlapping pod CIDRs, cross-cluster DNS resolution) that a single-cluster namespace simulation cannot exercise.</w:t>
+        <w:t xml:space="preserve">Execute Stage 2: genuine three-cluster rollout, specifically validating the cross-cluster networking prerequisites (non-overlapping pod CIDRs, cross-cluster DNS resolution) that a single-cluster namespace simulation cannot exercise.</w:t>
       </w:r>
     </w:p>
     <w:p>
